--- a/10_Manual_Usuario_Implantacao_Treinamento_Suporte.docx
+++ b/10_Manual_Usuario_Implantacao_Treinamento_Suporte.docx
@@ -2,6 +2,9 @@
 <file path=word/document.xml><?xml version="1.0" encoding="utf-8"?>
 <w:document xmlns:wpc="http://schemas.microsoft.com/office/word/2010/wordprocessingCanvas" xmlns:mo="http://schemas.microsoft.com/office/mac/office/2008/main" xmlns:mc="http://schemas.openxmlformats.org/markup-compatibility/2006" xmlns:mv="urn:schemas-microsoft-com:mac:vml" xmlns:o="urn:schemas-microsoft-com:office:office" xmlns:r="http://schemas.openxmlformats.org/officeDocument/2006/relationships" xmlns:m="http://schemas.openxmlformats.org/officeDocument/2006/math" xmlns:v="urn:schemas-microsoft-com:vml" xmlns:wp14="http://schemas.microsoft.com/office/word/2010/wordprocessingDrawing" xmlns:wp="http://schemas.openxmlformats.org/drawingml/2006/wordprocessingDrawing" xmlns:w10="urn:schemas-microsoft-com:office:word" xmlns:w="http://schemas.openxmlformats.org/wordprocessingml/2006/main" xmlns:w14="http://schemas.microsoft.com/office/word/2010/wordml" xmlns:wpg="http://schemas.microsoft.com/office/word/2010/wordprocessingGroup" xmlns:wpi="http://schemas.microsoft.com/office/word/2010/wordprocessingInk" xmlns:wne="http://schemas.microsoft.com/office/word/2006/wordml" xmlns:wps="http://schemas.microsoft.com/office/word/2010/wordprocessingShape" mc:Ignorable="w14 wp14">
   <w:body>
+    <w:p/>
+    <w:p/>
+    <w:p/>
     <w:p>
       <w:pPr>
         <w:jc w:val="center"/>
@@ -9,36 +12,7 @@
       <w:r>
         <w:rPr>
           <w:b/>
-          <w:sz w:val="24"/>
-        </w:rPr>
-        <w:t>CURSO DE ENGENHARIA DE SOFTWARE</w:t>
-      </w:r>
-    </w:p>
-    <w:p>
-      <w:pPr>
-        <w:jc w:val="center"/>
-      </w:pPr>
-      <w:r>
-        <w:rPr>
-          <w:b/>
-          <w:sz w:val="24"/>
-        </w:rPr>
-        <w:t>PRÁTICAS EXTENSIONISTAS INTEGRADORAS VI</w:t>
-      </w:r>
-    </w:p>
-    <w:p>
-      <w:pPr>
-        <w:jc w:val="center"/>
-      </w:pPr>
-    </w:p>
-    <w:p>
-      <w:pPr>
-        <w:jc w:val="center"/>
-      </w:pPr>
-      <w:r>
-        <w:rPr>
-          <w:b/>
-          <w:sz w:val="40"/>
+          <w:sz w:val="36"/>
         </w:rPr>
         <w:t>SAFE STUDENT</w:t>
       </w:r>
@@ -50,9 +24,9 @@
       <w:r>
         <w:rPr>
           <w:b/>
-          <w:sz w:val="32"/>
+          <w:sz w:val="30"/>
         </w:rPr>
-        <w:t>MANUAL DO USUÁRIO, IMPLANTAÇÃO, TREINAMENTO E SUPORTE</w:t>
+        <w:t>MANUAL DO USUÁRIO, DEMONSTRAÇÃO E SUPORTE — V2.0</w:t>
       </w:r>
     </w:p>
     <w:p>
@@ -60,12 +34,38 @@
         <w:jc w:val="center"/>
       </w:pPr>
       <w:r>
-        <w:t>Orientações para demonstração e uso do MVP Safe Student.</w:t>
+        <w:t>Orientações alinhadas ao comportamento real do MVP revisado</w:t>
       </w:r>
     </w:p>
     <w:p>
       <w:r>
-        <w:br/>
+        <w:br w:type="page"/>
+      </w:r>
+    </w:p>
+    <w:p>
+      <w:pPr>
+        <w:pStyle w:val="Heading1"/>
+      </w:pPr>
+      <w:r>
+        <w:t>1 VISÃO GERAL</w:t>
+      </w:r>
+    </w:p>
+    <w:p>
+      <w:pPr>
+        <w:spacing w:line="360" w:lineRule="auto"/>
+        <w:ind w:firstLine="709"/>
+        <w:jc w:val="both"/>
+      </w:pPr>
+      <w:r>
+        <w:t>Este manual orienta a execução e a demonstração do Safe Student V2. O sistema é um MVP local com dados sintéticos e perfis de Responsável, Portaria e Gestão Escolar. Não deve receber dados reais sem autorização institucional, governança e segurança adequadas.</w:t>
+      </w:r>
+    </w:p>
+    <w:p>
+      <w:pPr>
+        <w:pStyle w:val="Heading1"/>
+      </w:pPr>
+      <w:r>
+        <w:t>2 INSTALAÇÃO E EXECUÇÃO</w:t>
       </w:r>
     </w:p>
     <w:tbl>
@@ -83,341 +83,7 @@
         <w:tc>
           <w:tcPr>
             <w:tcW w:type="dxa" w:w="4702"/>
-            <w:vAlign w:val="center"/>
-          </w:tcPr>
-          <w:p>
-            <w:pPr>
-              <w:spacing w:after="0"/>
-            </w:pPr>
-            <w:r/>
-            <w:r>
-              <w:rPr>
-                <w:b/>
-                <w:sz w:val="20"/>
-              </w:rPr>
-              <w:t>Integrantes</w:t>
-            </w:r>
-          </w:p>
-        </w:tc>
-        <w:tc>
-          <w:tcPr>
-            <w:tcW w:type="dxa" w:w="4702"/>
-            <w:vAlign w:val="center"/>
-          </w:tcPr>
-          <w:p>
-            <w:pPr>
-              <w:spacing w:after="0"/>
-            </w:pPr>
-            <w:r/>
-            <w:r>
-              <w:rPr>
-                <w:b w:val="0"/>
-                <w:sz w:val="20"/>
-              </w:rPr>
-              <w:t>Flavio Gabrig Ferreira - 202323361; Richardson Conceição Ferreira - 202323181</w:t>
-            </w:r>
-          </w:p>
-        </w:tc>
-      </w:tr>
-      <w:tr>
-        <w:tc>
-          <w:tcPr>
-            <w:tcW w:type="dxa" w:w="4702"/>
-            <w:vAlign w:val="center"/>
-          </w:tcPr>
-          <w:p>
-            <w:pPr>
-              <w:spacing w:after="0"/>
-            </w:pPr>
-            <w:r/>
-            <w:r>
-              <w:rPr>
-                <w:b/>
-                <w:sz w:val="20"/>
-              </w:rPr>
-              <w:t>Gerente do projeto</w:t>
-            </w:r>
-          </w:p>
-        </w:tc>
-        <w:tc>
-          <w:tcPr>
-            <w:tcW w:type="dxa" w:w="4702"/>
-            <w:vAlign w:val="center"/>
-          </w:tcPr>
-          <w:p>
-            <w:pPr>
-              <w:spacing w:after="0"/>
-            </w:pPr>
-            <w:r/>
-            <w:r>
-              <w:rPr>
-                <w:b w:val="0"/>
-                <w:sz w:val="20"/>
-              </w:rPr>
-              <w:t>Richardson Conceição Ferreira - 202323181</w:t>
-            </w:r>
-          </w:p>
-        </w:tc>
-      </w:tr>
-      <w:tr>
-        <w:tc>
-          <w:tcPr>
-            <w:tcW w:type="dxa" w:w="4702"/>
-            <w:vAlign w:val="center"/>
-          </w:tcPr>
-          <w:p>
-            <w:pPr>
-              <w:spacing w:after="0"/>
-            </w:pPr>
-            <w:r/>
-            <w:r>
-              <w:rPr>
-                <w:b/>
-                <w:sz w:val="20"/>
-              </w:rPr>
-              <w:t>Professor(a)</w:t>
-            </w:r>
-          </w:p>
-        </w:tc>
-        <w:tc>
-          <w:tcPr>
-            <w:tcW w:type="dxa" w:w="4702"/>
-            <w:vAlign w:val="center"/>
-          </w:tcPr>
-          <w:p>
-            <w:pPr>
-              <w:spacing w:after="0"/>
-            </w:pPr>
-            <w:r/>
-            <w:r>
-              <w:rPr>
-                <w:b w:val="0"/>
-                <w:sz w:val="20"/>
-              </w:rPr>
-              <w:t>Altemar Sales de Oliveira</w:t>
-            </w:r>
-          </w:p>
-        </w:tc>
-      </w:tr>
-      <w:tr>
-        <w:tc>
-          <w:tcPr>
-            <w:tcW w:type="dxa" w:w="4702"/>
-            <w:vAlign w:val="center"/>
-          </w:tcPr>
-          <w:p>
-            <w:pPr>
-              <w:spacing w:after="0"/>
-            </w:pPr>
-            <w:r/>
-            <w:r>
-              <w:rPr>
-                <w:b/>
-                <w:sz w:val="20"/>
-              </w:rPr>
-              <w:t>Versão</w:t>
-            </w:r>
-          </w:p>
-        </w:tc>
-        <w:tc>
-          <w:tcPr>
-            <w:tcW w:type="dxa" w:w="4702"/>
-            <w:vAlign w:val="center"/>
-          </w:tcPr>
-          <w:p>
-            <w:pPr>
-              <w:spacing w:after="0"/>
-            </w:pPr>
-            <w:r/>
-            <w:r>
-              <w:rPr>
-                <w:b w:val="0"/>
-                <w:sz w:val="20"/>
-              </w:rPr>
-              <w:t>V1</w:t>
-            </w:r>
-          </w:p>
-        </w:tc>
-      </w:tr>
-      <w:tr>
-        <w:tc>
-          <w:tcPr>
-            <w:tcW w:type="dxa" w:w="4702"/>
-            <w:vAlign w:val="center"/>
-          </w:tcPr>
-          <w:p>
-            <w:pPr>
-              <w:spacing w:after="0"/>
-            </w:pPr>
-            <w:r/>
-            <w:r>
-              <w:rPr>
-                <w:b/>
-                <w:sz w:val="20"/>
-              </w:rPr>
-              <w:t>Data</w:t>
-            </w:r>
-          </w:p>
-        </w:tc>
-        <w:tc>
-          <w:tcPr>
-            <w:tcW w:type="dxa" w:w="4702"/>
-            <w:vAlign w:val="center"/>
-          </w:tcPr>
-          <w:p>
-            <w:pPr>
-              <w:spacing w:after="0"/>
-            </w:pPr>
-            <w:r/>
-            <w:r>
-              <w:rPr>
-                <w:b w:val="0"/>
-                <w:sz w:val="20"/>
-              </w:rPr>
-              <w:t>12 de agosto de 2026</w:t>
-            </w:r>
-          </w:p>
-        </w:tc>
-      </w:tr>
-    </w:tbl>
-    <w:p/>
-    <w:p/>
-    <w:p/>
-    <w:p/>
-    <w:p/>
-    <w:p/>
-    <w:p>
-      <w:pPr>
-        <w:jc w:val="center"/>
-      </w:pPr>
-      <w:r>
-        <w:t>Saquarema/RJ</w:t>
-        <w:br/>
-        <w:t>2026</w:t>
-      </w:r>
-    </w:p>
-    <w:p>
-      <w:r>
-        <w:br w:type="page"/>
-      </w:r>
-    </w:p>
-    <w:p>
-      <w:pPr>
-        <w:pStyle w:val="Heading1"/>
-      </w:pPr>
-      <w:r>
-        <w:t>SUMÁRIO</w:t>
-      </w:r>
-    </w:p>
-    <w:p>
-      <w:pPr>
-        <w:spacing w:after="0"/>
-        <w:ind w:left="283"/>
-      </w:pPr>
-      <w:r>
-        <w:t>1. Visão geral</w:t>
-      </w:r>
-    </w:p>
-    <w:p>
-      <w:pPr>
-        <w:spacing w:after="0"/>
-        <w:ind w:left="283"/>
-      </w:pPr>
-      <w:r>
-        <w:t>2. Instalação</w:t>
-      </w:r>
-    </w:p>
-    <w:p>
-      <w:pPr>
-        <w:spacing w:after="0"/>
-        <w:ind w:left="283"/>
-      </w:pPr>
-      <w:r>
-        <w:t>3. Perfis de acesso</w:t>
-      </w:r>
-    </w:p>
-    <w:p>
-      <w:pPr>
-        <w:spacing w:after="0"/>
-        <w:ind w:left="283"/>
-      </w:pPr>
-      <w:r>
-        <w:t>4. Fluxos principais</w:t>
-      </w:r>
-    </w:p>
-    <w:p>
-      <w:pPr>
-        <w:spacing w:after="0"/>
-        <w:ind w:left="283"/>
-      </w:pPr>
-      <w:r>
-        <w:t>5. Treinamento</w:t>
-      </w:r>
-    </w:p>
-    <w:p>
-      <w:pPr>
-        <w:spacing w:after="0"/>
-        <w:ind w:left="283"/>
-      </w:pPr>
-      <w:r>
-        <w:t>6. Suporte</w:t>
-      </w:r>
-    </w:p>
-    <w:p>
-      <w:pPr>
-        <w:spacing w:after="0"/>
-        <w:ind w:left="283"/>
-      </w:pPr>
-      <w:r>
-        <w:t>7. Limitações</w:t>
-      </w:r>
-    </w:p>
-    <w:p>
-      <w:r>
-        <w:br w:type="page"/>
-      </w:r>
-    </w:p>
-    <w:p>
-      <w:pPr>
-        <w:pStyle w:val="Heading1"/>
-      </w:pPr>
-      <w:r>
-        <w:t>1. VISÃO GERAL</w:t>
-      </w:r>
-    </w:p>
-    <w:p>
-      <w:pPr>
-        <w:jc w:val="both"/>
-      </w:pPr>
-      <w:r>
-        <w:t>Este manual orienta a execução e demonstração do MVP Safe Student. O sistema é um site local com perfis de responsável, portaria e gestão escolar, destinado a apresentação acadêmica.</w:t>
-      </w:r>
-    </w:p>
-    <w:p>
-      <w:pPr>
-        <w:pStyle w:val="Heading1"/>
-      </w:pPr>
-      <w:r>
-        <w:t>2. INSTALAÇÃO</w:t>
-      </w:r>
-    </w:p>
-    <w:tbl>
-      <w:tblPr>
-        <w:tblStyle w:val="TableGrid"/>
-        <w:tblW w:type="auto" w:w="0"/>
-        <w:jc w:val="center"/>
-        <w:tblLook w:firstColumn="1" w:firstRow="1" w:lastColumn="0" w:lastRow="0" w:noHBand="0" w:noVBand="1" w:val="04A0"/>
-      </w:tblPr>
-      <w:tblGrid>
-        <w:gridCol w:w="4702"/>
-        <w:gridCol w:w="4702"/>
-      </w:tblGrid>
-      <w:tr>
-        <w:tc>
-          <w:tcPr>
-            <w:tcW w:type="dxa" w:w="4702"/>
-            <w:vAlign w:val="center"/>
-            <w:shd w:fill="D9E8E8"/>
+            <w:shd w:fill="D9E2F3"/>
           </w:tcPr>
           <w:p>
             <w:pPr>
@@ -425,13 +91,9 @@
             </w:pPr>
             <w:r>
               <w:rPr>
+                <w:rFonts w:ascii="Times New Roman" w:hAnsi="Times New Roman"/>
                 <w:b/>
-              </w:rPr>
-            </w:r>
-            <w:r>
-              <w:rPr>
-                <w:b/>
-                <w:sz w:val="18"/>
+                <w:sz w:val="19"/>
               </w:rPr>
               <w:t>Passo</w:t>
             </w:r>
@@ -440,8 +102,7 @@
         <w:tc>
           <w:tcPr>
             <w:tcW w:type="dxa" w:w="4702"/>
-            <w:vAlign w:val="center"/>
-            <w:shd w:fill="D9E8E8"/>
+            <w:shd w:fill="D9E2F3"/>
           </w:tcPr>
           <w:p>
             <w:pPr>
@@ -449,13 +110,9 @@
             </w:pPr>
             <w:r>
               <w:rPr>
+                <w:rFonts w:ascii="Times New Roman" w:hAnsi="Times New Roman"/>
                 <w:b/>
-              </w:rPr>
-            </w:r>
-            <w:r>
-              <w:rPr>
-                <w:b/>
-                <w:sz w:val="18"/>
+                <w:sz w:val="19"/>
               </w:rPr>
               <w:t>Ação</w:t>
             </w:r>
@@ -466,17 +123,16 @@
         <w:tc>
           <w:tcPr>
             <w:tcW w:type="dxa" w:w="4702"/>
-            <w:vAlign w:val="center"/>
           </w:tcPr>
           <w:p>
             <w:pPr>
               <w:spacing w:after="0"/>
             </w:pPr>
-            <w:r/>
             <w:r>
               <w:rPr>
+                <w:rFonts w:ascii="Times New Roman" w:hAnsi="Times New Roman"/>
                 <w:b w:val="0"/>
-                <w:sz w:val="18"/>
+                <w:sz w:val="19"/>
               </w:rPr>
               <w:t>1</w:t>
             </w:r>
@@ -485,17 +141,16 @@
         <w:tc>
           <w:tcPr>
             <w:tcW w:type="dxa" w:w="4702"/>
-            <w:vAlign w:val="center"/>
           </w:tcPr>
           <w:p>
             <w:pPr>
               <w:spacing w:after="0"/>
             </w:pPr>
-            <w:r/>
             <w:r>
               <w:rPr>
+                <w:rFonts w:ascii="Times New Roman" w:hAnsi="Times New Roman"/>
                 <w:b w:val="0"/>
-                <w:sz w:val="18"/>
+                <w:sz w:val="19"/>
               </w:rPr>
               <w:t>Instalar Node.js 18 ou superior.</w:t>
             </w:r>
@@ -506,17 +161,16 @@
         <w:tc>
           <w:tcPr>
             <w:tcW w:type="dxa" w:w="4702"/>
-            <w:vAlign w:val="center"/>
           </w:tcPr>
           <w:p>
             <w:pPr>
               <w:spacing w:after="0"/>
             </w:pPr>
-            <w:r/>
             <w:r>
               <w:rPr>
+                <w:rFonts w:ascii="Times New Roman" w:hAnsi="Times New Roman"/>
                 <w:b w:val="0"/>
-                <w:sz w:val="18"/>
+                <w:sz w:val="19"/>
               </w:rPr>
               <w:t>2</w:t>
             </w:r>
@@ -525,19 +179,18 @@
         <w:tc>
           <w:tcPr>
             <w:tcW w:type="dxa" w:w="4702"/>
-            <w:vAlign w:val="center"/>
           </w:tcPr>
           <w:p>
             <w:pPr>
               <w:spacing w:after="0"/>
             </w:pPr>
-            <w:r/>
             <w:r>
               <w:rPr>
+                <w:rFonts w:ascii="Times New Roman" w:hAnsi="Times New Roman"/>
                 <w:b w:val="0"/>
-                <w:sz w:val="18"/>
+                <w:sz w:val="19"/>
               </w:rPr>
-              <w:t>Extrair a pasta Safe_Student_MVP.</w:t>
+              <w:t>Abrir terminal na pasta Safe_Student_MVP.</w:t>
             </w:r>
           </w:p>
         </w:tc>
@@ -546,17 +199,16 @@
         <w:tc>
           <w:tcPr>
             <w:tcW w:type="dxa" w:w="4702"/>
-            <w:vAlign w:val="center"/>
           </w:tcPr>
           <w:p>
             <w:pPr>
               <w:spacing w:after="0"/>
             </w:pPr>
-            <w:r/>
             <w:r>
               <w:rPr>
+                <w:rFonts w:ascii="Times New Roman" w:hAnsi="Times New Roman"/>
                 <w:b w:val="0"/>
-                <w:sz w:val="18"/>
+                <w:sz w:val="19"/>
               </w:rPr>
               <w:t>3</w:t>
             </w:r>
@@ -565,57 +217,16 @@
         <w:tc>
           <w:tcPr>
             <w:tcW w:type="dxa" w:w="4702"/>
-            <w:vAlign w:val="center"/>
           </w:tcPr>
           <w:p>
             <w:pPr>
               <w:spacing w:after="0"/>
             </w:pPr>
-            <w:r/>
             <w:r>
               <w:rPr>
+                <w:rFonts w:ascii="Times New Roman" w:hAnsi="Times New Roman"/>
                 <w:b w:val="0"/>
-                <w:sz w:val="18"/>
-              </w:rPr>
-              <w:t>Abrir terminal na pasta.</w:t>
-            </w:r>
-          </w:p>
-        </w:tc>
-      </w:tr>
-      <w:tr>
-        <w:tc>
-          <w:tcPr>
-            <w:tcW w:type="dxa" w:w="4702"/>
-            <w:vAlign w:val="center"/>
-          </w:tcPr>
-          <w:p>
-            <w:pPr>
-              <w:spacing w:after="0"/>
-            </w:pPr>
-            <w:r/>
-            <w:r>
-              <w:rPr>
-                <w:b w:val="0"/>
-                <w:sz w:val="18"/>
-              </w:rPr>
-              <w:t>4</w:t>
-            </w:r>
-          </w:p>
-        </w:tc>
-        <w:tc>
-          <w:tcPr>
-            <w:tcW w:type="dxa" w:w="4702"/>
-            <w:vAlign w:val="center"/>
-          </w:tcPr>
-          <w:p>
-            <w:pPr>
-              <w:spacing w:after="0"/>
-            </w:pPr>
-            <w:r/>
-            <w:r>
-              <w:rPr>
-                <w:b w:val="0"/>
-                <w:sz w:val="18"/>
+                <w:sz w:val="19"/>
               </w:rPr>
               <w:t>Executar npm start.</w:t>
             </w:r>
@@ -626,17 +237,54 @@
         <w:tc>
           <w:tcPr>
             <w:tcW w:type="dxa" w:w="4702"/>
-            <w:vAlign w:val="center"/>
           </w:tcPr>
           <w:p>
             <w:pPr>
               <w:spacing w:after="0"/>
             </w:pPr>
-            <w:r/>
             <w:r>
               <w:rPr>
+                <w:rFonts w:ascii="Times New Roman" w:hAnsi="Times New Roman"/>
                 <w:b w:val="0"/>
-                <w:sz w:val="18"/>
+                <w:sz w:val="19"/>
+              </w:rPr>
+              <w:t>4</w:t>
+            </w:r>
+          </w:p>
+        </w:tc>
+        <w:tc>
+          <w:tcPr>
+            <w:tcW w:type="dxa" w:w="4702"/>
+          </w:tcPr>
+          <w:p>
+            <w:pPr>
+              <w:spacing w:after="0"/>
+            </w:pPr>
+            <w:r>
+              <w:rPr>
+                <w:rFonts w:ascii="Times New Roman" w:hAnsi="Times New Roman"/>
+                <w:b w:val="0"/>
+                <w:sz w:val="19"/>
+              </w:rPr>
+              <w:t>Acessar http://localhost:3000.</w:t>
+            </w:r>
+          </w:p>
+        </w:tc>
+      </w:tr>
+      <w:tr>
+        <w:tc>
+          <w:tcPr>
+            <w:tcW w:type="dxa" w:w="4702"/>
+          </w:tcPr>
+          <w:p>
+            <w:pPr>
+              <w:spacing w:after="0"/>
+            </w:pPr>
+            <w:r>
+              <w:rPr>
+                <w:rFonts w:ascii="Times New Roman" w:hAnsi="Times New Roman"/>
+                <w:b w:val="0"/>
+                <w:sz w:val="19"/>
               </w:rPr>
               <w:t>5</w:t>
             </w:r>
@@ -645,19 +293,18 @@
         <w:tc>
           <w:tcPr>
             <w:tcW w:type="dxa" w:w="4702"/>
-            <w:vAlign w:val="center"/>
           </w:tcPr>
           <w:p>
             <w:pPr>
               <w:spacing w:after="0"/>
             </w:pPr>
-            <w:r/>
             <w:r>
               <w:rPr>
+                <w:rFonts w:ascii="Times New Roman" w:hAnsi="Times New Roman"/>
                 <w:b w:val="0"/>
-                <w:sz w:val="18"/>
+                <w:sz w:val="19"/>
               </w:rPr>
-              <w:t>Acessar http://localhost:3000 no navegador.</w:t>
+              <w:t>Opcional: executar npm test.</w:t>
             </w:r>
           </w:p>
         </w:tc>
@@ -666,17 +313,16 @@
         <w:tc>
           <w:tcPr>
             <w:tcW w:type="dxa" w:w="4702"/>
-            <w:vAlign w:val="center"/>
           </w:tcPr>
           <w:p>
             <w:pPr>
               <w:spacing w:after="0"/>
             </w:pPr>
-            <w:r/>
             <w:r>
               <w:rPr>
+                <w:rFonts w:ascii="Times New Roman" w:hAnsi="Times New Roman"/>
                 <w:b w:val="0"/>
-                <w:sz w:val="18"/>
+                <w:sz w:val="19"/>
               </w:rPr>
               <w:t>6</w:t>
             </w:r>
@@ -685,19 +331,18 @@
         <w:tc>
           <w:tcPr>
             <w:tcW w:type="dxa" w:w="4702"/>
-            <w:vAlign w:val="center"/>
           </w:tcPr>
           <w:p>
             <w:pPr>
               <w:spacing w:after="0"/>
             </w:pPr>
-            <w:r/>
             <w:r>
               <w:rPr>
+                <w:rFonts w:ascii="Times New Roman" w:hAnsi="Times New Roman"/>
                 <w:b w:val="0"/>
-                <w:sz w:val="18"/>
+                <w:sz w:val="19"/>
               </w:rPr>
-              <w:t>Opcional: executar npm test para validar regras críticas.</w:t>
+              <w:t>Para restaurar o estado local pelo terminal, executar npm run reset.</w:t>
             </w:r>
           </w:p>
         </w:tc>
@@ -705,10 +350,20 @@
     </w:tbl>
     <w:p>
       <w:pPr>
+        <w:spacing w:line="360" w:lineRule="auto"/>
+        <w:ind w:firstLine="709"/>
+        <w:jc w:val="both"/>
+      </w:pPr>
+      <w:r>
+        <w:t>A aplicação usa data/db.seed.json como estado inicial sintético. Na primeira execução é criado data/db.runtime.json, que contém o estado mutável e não deve ser versionado.</w:t>
+      </w:r>
+    </w:p>
+    <w:p>
+      <w:pPr>
         <w:pStyle w:val="Heading1"/>
       </w:pPr>
       <w:r>
-        <w:t>3. PERFIS DE ACESSO</w:t>
+        <w:t>3 PERFIS DE DEMONSTRAÇÃO</w:t>
       </w:r>
     </w:p>
     <w:tbl>
@@ -728,8 +383,7 @@
         <w:tc>
           <w:tcPr>
             <w:tcW w:type="dxa" w:w="2351"/>
-            <w:vAlign w:val="center"/>
-            <w:shd w:fill="D9E8E8"/>
+            <w:shd w:fill="D9E2F3"/>
           </w:tcPr>
           <w:p>
             <w:pPr>
@@ -737,13 +391,9 @@
             </w:pPr>
             <w:r>
               <w:rPr>
+                <w:rFonts w:ascii="Times New Roman" w:hAnsi="Times New Roman"/>
                 <w:b/>
-              </w:rPr>
-            </w:r>
-            <w:r>
-              <w:rPr>
-                <w:b/>
-                <w:sz w:val="16"/>
+                <w:sz w:val="17"/>
               </w:rPr>
               <w:t>Perfil</w:t>
             </w:r>
@@ -752,8 +402,7 @@
         <w:tc>
           <w:tcPr>
             <w:tcW w:type="dxa" w:w="2351"/>
-            <w:vAlign w:val="center"/>
-            <w:shd w:fill="D9E8E8"/>
+            <w:shd w:fill="D9E2F3"/>
           </w:tcPr>
           <w:p>
             <w:pPr>
@@ -761,13 +410,9 @@
             </w:pPr>
             <w:r>
               <w:rPr>
+                <w:rFonts w:ascii="Times New Roman" w:hAnsi="Times New Roman"/>
                 <w:b/>
-              </w:rPr>
-            </w:r>
-            <w:r>
-              <w:rPr>
-                <w:b/>
-                <w:sz w:val="16"/>
+                <w:sz w:val="17"/>
               </w:rPr>
               <w:t>E-mail</w:t>
             </w:r>
@@ -776,8 +421,7 @@
         <w:tc>
           <w:tcPr>
             <w:tcW w:type="dxa" w:w="2351"/>
-            <w:vAlign w:val="center"/>
-            <w:shd w:fill="D9E8E8"/>
+            <w:shd w:fill="D9E2F3"/>
           </w:tcPr>
           <w:p>
             <w:pPr>
@@ -785,13 +429,9 @@
             </w:pPr>
             <w:r>
               <w:rPr>
+                <w:rFonts w:ascii="Times New Roman" w:hAnsi="Times New Roman"/>
                 <w:b/>
-              </w:rPr>
-            </w:r>
-            <w:r>
-              <w:rPr>
-                <w:b/>
-                <w:sz w:val="16"/>
+                <w:sz w:val="17"/>
               </w:rPr>
               <w:t>Senha</w:t>
             </w:r>
@@ -800,8 +440,7 @@
         <w:tc>
           <w:tcPr>
             <w:tcW w:type="dxa" w:w="2351"/>
-            <w:vAlign w:val="center"/>
-            <w:shd w:fill="D9E8E8"/>
+            <w:shd w:fill="D9E2F3"/>
           </w:tcPr>
           <w:p>
             <w:pPr>
@@ -809,15 +448,11 @@
             </w:pPr>
             <w:r>
               <w:rPr>
+                <w:rFonts w:ascii="Times New Roman" w:hAnsi="Times New Roman"/>
                 <w:b/>
+                <w:sz w:val="17"/>
               </w:rPr>
-            </w:r>
-            <w:r>
-              <w:rPr>
-                <w:b/>
-                <w:sz w:val="16"/>
-              </w:rPr>
-              <w:t>Uso</w:t>
+              <w:t>Uso principal</w:t>
             </w:r>
           </w:p>
         </w:tc>
@@ -826,17 +461,16 @@
         <w:tc>
           <w:tcPr>
             <w:tcW w:type="dxa" w:w="2351"/>
-            <w:vAlign w:val="center"/>
           </w:tcPr>
           <w:p>
             <w:pPr>
               <w:spacing w:after="0"/>
             </w:pPr>
-            <w:r/>
             <w:r>
               <w:rPr>
+                <w:rFonts w:ascii="Times New Roman" w:hAnsi="Times New Roman"/>
                 <w:b w:val="0"/>
-                <w:sz w:val="16"/>
+                <w:sz w:val="17"/>
               </w:rPr>
               <w:t>Responsável</w:t>
             </w:r>
@@ -845,17 +479,16 @@
         <w:tc>
           <w:tcPr>
             <w:tcW w:type="dxa" w:w="2351"/>
-            <w:vAlign w:val="center"/>
           </w:tcPr>
           <w:p>
             <w:pPr>
               <w:spacing w:after="0"/>
             </w:pPr>
-            <w:r/>
             <w:r>
               <w:rPr>
+                <w:rFonts w:ascii="Times New Roman" w:hAnsi="Times New Roman"/>
                 <w:b w:val="0"/>
-                <w:sz w:val="16"/>
+                <w:sz w:val="17"/>
               </w:rPr>
               <w:t>responsavel@demo.com</w:t>
             </w:r>
@@ -864,17 +497,16 @@
         <w:tc>
           <w:tcPr>
             <w:tcW w:type="dxa" w:w="2351"/>
-            <w:vAlign w:val="center"/>
           </w:tcPr>
           <w:p>
             <w:pPr>
               <w:spacing w:after="0"/>
             </w:pPr>
-            <w:r/>
             <w:r>
               <w:rPr>
+                <w:rFonts w:ascii="Times New Roman" w:hAnsi="Times New Roman"/>
                 <w:b w:val="0"/>
-                <w:sz w:val="16"/>
+                <w:sz w:val="17"/>
               </w:rPr>
               <w:t>demo123</w:t>
             </w:r>
@@ -883,19 +515,18 @@
         <w:tc>
           <w:tcPr>
             <w:tcW w:type="dxa" w:w="2351"/>
-            <w:vAlign w:val="center"/>
           </w:tcPr>
           <w:p>
             <w:pPr>
               <w:spacing w:after="0"/>
             </w:pPr>
-            <w:r/>
             <w:r>
               <w:rPr>
+                <w:rFonts w:ascii="Times New Roman" w:hAnsi="Times New Roman"/>
                 <w:b w:val="0"/>
-                <w:sz w:val="16"/>
+                <w:sz w:val="17"/>
               </w:rPr>
-              <w:t>Consulta alunos vinculados, histórico, notificações e mensagens.</w:t>
+              <w:t>Alunos vinculados, notificações, histórico, relatório, mensagens e feedback.</w:t>
             </w:r>
           </w:p>
         </w:tc>
@@ -904,17 +535,16 @@
         <w:tc>
           <w:tcPr>
             <w:tcW w:type="dxa" w:w="2351"/>
-            <w:vAlign w:val="center"/>
           </w:tcPr>
           <w:p>
             <w:pPr>
               <w:spacing w:after="0"/>
             </w:pPr>
-            <w:r/>
             <w:r>
               <w:rPr>
+                <w:rFonts w:ascii="Times New Roman" w:hAnsi="Times New Roman"/>
                 <w:b w:val="0"/>
-                <w:sz w:val="16"/>
+                <w:sz w:val="17"/>
               </w:rPr>
               <w:t>Portaria</w:t>
             </w:r>
@@ -923,17 +553,16 @@
         <w:tc>
           <w:tcPr>
             <w:tcW w:type="dxa" w:w="2351"/>
-            <w:vAlign w:val="center"/>
           </w:tcPr>
           <w:p>
             <w:pPr>
               <w:spacing w:after="0"/>
             </w:pPr>
-            <w:r/>
             <w:r>
               <w:rPr>
+                <w:rFonts w:ascii="Times New Roman" w:hAnsi="Times New Roman"/>
                 <w:b w:val="0"/>
-                <w:sz w:val="16"/>
+                <w:sz w:val="17"/>
               </w:rPr>
               <w:t>portaria@demo.com</w:t>
             </w:r>
@@ -942,17 +571,16 @@
         <w:tc>
           <w:tcPr>
             <w:tcW w:type="dxa" w:w="2351"/>
-            <w:vAlign w:val="center"/>
           </w:tcPr>
           <w:p>
             <w:pPr>
               <w:spacing w:after="0"/>
             </w:pPr>
-            <w:r/>
             <w:r>
               <w:rPr>
+                <w:rFonts w:ascii="Times New Roman" w:hAnsi="Times New Roman"/>
                 <w:b w:val="0"/>
-                <w:sz w:val="16"/>
+                <w:sz w:val="17"/>
               </w:rPr>
               <w:t>demo123</w:t>
             </w:r>
@@ -961,19 +589,18 @@
         <w:tc>
           <w:tcPr>
             <w:tcW w:type="dxa" w:w="2351"/>
-            <w:vAlign w:val="center"/>
           </w:tcPr>
           <w:p>
             <w:pPr>
               <w:spacing w:after="0"/>
             </w:pPr>
-            <w:r/>
             <w:r>
               <w:rPr>
+                <w:rFonts w:ascii="Times New Roman" w:hAnsi="Times New Roman"/>
                 <w:b w:val="0"/>
-                <w:sz w:val="16"/>
+                <w:sz w:val="17"/>
               </w:rPr>
-              <w:t>Registra entrada e saída por token.</w:t>
+              <w:t>Registro de entrada/saída e comunicação permitida.</w:t>
             </w:r>
           </w:p>
         </w:tc>
@@ -982,17 +609,16 @@
         <w:tc>
           <w:tcPr>
             <w:tcW w:type="dxa" w:w="2351"/>
-            <w:vAlign w:val="center"/>
           </w:tcPr>
           <w:p>
             <w:pPr>
               <w:spacing w:after="0"/>
             </w:pPr>
-            <w:r/>
             <w:r>
               <w:rPr>
+                <w:rFonts w:ascii="Times New Roman" w:hAnsi="Times New Roman"/>
                 <w:b w:val="0"/>
-                <w:sz w:val="16"/>
+                <w:sz w:val="17"/>
               </w:rPr>
               <w:t>Gestão</w:t>
             </w:r>
@@ -1001,17 +627,16 @@
         <w:tc>
           <w:tcPr>
             <w:tcW w:type="dxa" w:w="2351"/>
-            <w:vAlign w:val="center"/>
           </w:tcPr>
           <w:p>
             <w:pPr>
               <w:spacing w:after="0"/>
             </w:pPr>
-            <w:r/>
             <w:r>
               <w:rPr>
+                <w:rFonts w:ascii="Times New Roman" w:hAnsi="Times New Roman"/>
                 <w:b w:val="0"/>
-                <w:sz w:val="16"/>
+                <w:sz w:val="17"/>
               </w:rPr>
               <w:t>gestor@demo.com</w:t>
             </w:r>
@@ -1020,17 +645,16 @@
         <w:tc>
           <w:tcPr>
             <w:tcW w:type="dxa" w:w="2351"/>
-            <w:vAlign w:val="center"/>
           </w:tcPr>
           <w:p>
             <w:pPr>
               <w:spacing w:after="0"/>
             </w:pPr>
-            <w:r/>
             <w:r>
               <w:rPr>
+                <w:rFonts w:ascii="Times New Roman" w:hAnsi="Times New Roman"/>
                 <w:b w:val="0"/>
-                <w:sz w:val="16"/>
+                <w:sz w:val="17"/>
               </w:rPr>
               <w:t>demo123</w:t>
             </w:r>
@@ -1039,19 +663,18 @@
         <w:tc>
           <w:tcPr>
             <w:tcW w:type="dxa" w:w="2351"/>
-            <w:vAlign w:val="center"/>
           </w:tcPr>
           <w:p>
             <w:pPr>
               <w:spacing w:after="0"/>
             </w:pPr>
-            <w:r/>
             <w:r>
               <w:rPr>
+                <w:rFonts w:ascii="Times New Roman" w:hAnsi="Times New Roman"/>
                 <w:b w:val="0"/>
-                <w:sz w:val="16"/>
+                <w:sz w:val="17"/>
               </w:rPr>
-              <w:t>Gerencia alunos, relatórios, mensagens, auditoria e reset da demo.</w:t>
+              <w:t>Cadastros, vínculos, relatórios, auditoria, validação e reset.</w:t>
             </w:r>
           </w:p>
         </w:tc>
@@ -1062,7 +685,7 @@
         <w:pStyle w:val="Heading1"/>
       </w:pPr>
       <w:r>
-        <w:t>4. FLUXOS PRINCIPAIS</w:t>
+        <w:t>4 FLUXO RECOMENDADO PARA A BANCA</w:t>
       </w:r>
     </w:p>
     <w:tbl>
@@ -1080,8 +703,7 @@
         <w:tc>
           <w:tcPr>
             <w:tcW w:type="dxa" w:w="4702"/>
-            <w:vAlign w:val="center"/>
-            <w:shd w:fill="D9E8E8"/>
+            <w:shd w:fill="D9E2F3"/>
           </w:tcPr>
           <w:p>
             <w:pPr>
@@ -1089,23 +711,18 @@
             </w:pPr>
             <w:r>
               <w:rPr>
+                <w:rFonts w:ascii="Times New Roman" w:hAnsi="Times New Roman"/>
                 <w:b/>
+                <w:sz w:val="18"/>
               </w:rPr>
-            </w:r>
-            <w:r>
-              <w:rPr>
-                <w:b/>
-                <w:sz w:val="16"/>
-              </w:rPr>
-              <w:t>Fluxo</w:t>
+              <w:t>Etapa</w:t>
             </w:r>
           </w:p>
         </w:tc>
         <w:tc>
           <w:tcPr>
             <w:tcW w:type="dxa" w:w="4702"/>
-            <w:vAlign w:val="center"/>
-            <w:shd w:fill="D9E8E8"/>
+            <w:shd w:fill="D9E2F3"/>
           </w:tcPr>
           <w:p>
             <w:pPr>
@@ -1113,13 +730,9 @@
             </w:pPr>
             <w:r>
               <w:rPr>
+                <w:rFonts w:ascii="Times New Roman" w:hAnsi="Times New Roman"/>
                 <w:b/>
-              </w:rPr>
-            </w:r>
-            <w:r>
-              <w:rPr>
-                <w:b/>
-                <w:sz w:val="16"/>
+                <w:sz w:val="18"/>
               </w:rPr>
               <w:t>Procedimento</w:t>
             </w:r>
@@ -1130,39 +743,36 @@
         <w:tc>
           <w:tcPr>
             <w:tcW w:type="dxa" w:w="4702"/>
-            <w:vAlign w:val="center"/>
           </w:tcPr>
           <w:p>
             <w:pPr>
               <w:spacing w:after="0"/>
             </w:pPr>
-            <w:r/>
             <w:r>
               <w:rPr>
+                <w:rFonts w:ascii="Times New Roman" w:hAnsi="Times New Roman"/>
                 <w:b w:val="0"/>
-                <w:sz w:val="16"/>
+                <w:sz w:val="18"/>
               </w:rPr>
-              <w:t>Login</w:t>
+              <w:t>1</w:t>
             </w:r>
           </w:p>
         </w:tc>
         <w:tc>
           <w:tcPr>
             <w:tcW w:type="dxa" w:w="4702"/>
-            <w:vAlign w:val="center"/>
           </w:tcPr>
           <w:p>
             <w:pPr>
               <w:spacing w:after="0"/>
             </w:pPr>
             <w:r>
-              <w:t>Escolher perfil de apresentação e acessar o dashboard.</w:t>
-            </w:r>
-            <w:r>
               <w:rPr>
+                <w:rFonts w:ascii="Times New Roman" w:hAnsi="Times New Roman"/>
                 <w:b w:val="0"/>
-                <w:sz w:val="16"/>
+                <w:sz w:val="18"/>
               </w:rPr>
+              <w:t>Entrar como Portaria e registrar ENTRADA com SS-ALU001.</w:t>
             </w:r>
           </w:p>
         </w:tc>
@@ -1171,38 +781,36 @@
         <w:tc>
           <w:tcPr>
             <w:tcW w:type="dxa" w:w="4702"/>
-            <w:vAlign w:val="center"/>
           </w:tcPr>
           <w:p>
             <w:pPr>
               <w:spacing w:after="0"/>
             </w:pPr>
-            <w:r/>
             <w:r>
               <w:rPr>
+                <w:rFonts w:ascii="Times New Roman" w:hAnsi="Times New Roman"/>
                 <w:b w:val="0"/>
-                <w:sz w:val="16"/>
+                <w:sz w:val="18"/>
               </w:rPr>
-              <w:t>Registro de presença</w:t>
+              <w:t>2</w:t>
             </w:r>
           </w:p>
         </w:tc>
         <w:tc>
           <w:tcPr>
             <w:tcW w:type="dxa" w:w="4702"/>
-            <w:vAlign w:val="center"/>
           </w:tcPr>
           <w:p>
             <w:pPr>
               <w:spacing w:after="0"/>
             </w:pPr>
-            <w:r/>
             <w:r>
               <w:rPr>
+                <w:rFonts w:ascii="Times New Roman" w:hAnsi="Times New Roman"/>
                 <w:b w:val="0"/>
-                <w:sz w:val="16"/>
+                <w:sz w:val="18"/>
               </w:rPr>
-              <w:t>Ir a Registrar presença, informar token SS-ALU001, escolher Entrada ou Saída e confirmar.</w:t>
+              <w:t>Mostrar que uma segunda ENTRADA é bloqueada.</w:t>
             </w:r>
           </w:p>
         </w:tc>
@@ -1211,38 +819,36 @@
         <w:tc>
           <w:tcPr>
             <w:tcW w:type="dxa" w:w="4702"/>
-            <w:vAlign w:val="center"/>
           </w:tcPr>
           <w:p>
             <w:pPr>
               <w:spacing w:after="0"/>
             </w:pPr>
-            <w:r/>
             <w:r>
               <w:rPr>
+                <w:rFonts w:ascii="Times New Roman" w:hAnsi="Times New Roman"/>
                 <w:b w:val="0"/>
-                <w:sz w:val="16"/>
+                <w:sz w:val="18"/>
               </w:rPr>
-              <w:t>Notificação</w:t>
+              <w:t>3</w:t>
             </w:r>
           </w:p>
         </w:tc>
         <w:tc>
           <w:tcPr>
             <w:tcW w:type="dxa" w:w="4702"/>
-            <w:vAlign w:val="center"/>
           </w:tcPr>
           <w:p>
             <w:pPr>
               <w:spacing w:after="0"/>
             </w:pPr>
-            <w:r/>
             <w:r>
               <w:rPr>
+                <w:rFonts w:ascii="Times New Roman" w:hAnsi="Times New Roman"/>
                 <w:b w:val="0"/>
-                <w:sz w:val="16"/>
+                <w:sz w:val="18"/>
               </w:rPr>
-              <w:t>Após presença, consultar Notificações no perfil responsável.</w:t>
+              <w:t>Entrar como Responsável e mostrar a notificação e o histórico do aluno vinculado.</w:t>
             </w:r>
           </w:p>
         </w:tc>
@@ -1251,38 +857,36 @@
         <w:tc>
           <w:tcPr>
             <w:tcW w:type="dxa" w:w="4702"/>
-            <w:vAlign w:val="center"/>
           </w:tcPr>
           <w:p>
             <w:pPr>
               <w:spacing w:after="0"/>
             </w:pPr>
-            <w:r/>
             <w:r>
               <w:rPr>
+                <w:rFonts w:ascii="Times New Roman" w:hAnsi="Times New Roman"/>
                 <w:b w:val="0"/>
-                <w:sz w:val="16"/>
+                <w:sz w:val="18"/>
               </w:rPr>
-              <w:t>Relatório</w:t>
+              <w:t>4</w:t>
             </w:r>
           </w:p>
         </w:tc>
         <w:tc>
           <w:tcPr>
             <w:tcW w:type="dxa" w:w="4702"/>
-            <w:vAlign w:val="center"/>
           </w:tcPr>
           <w:p>
             <w:pPr>
               <w:spacing w:after="0"/>
             </w:pPr>
-            <w:r/>
             <w:r>
               <w:rPr>
+                <w:rFonts w:ascii="Times New Roman" w:hAnsi="Times New Roman"/>
                 <w:b w:val="0"/>
-                <w:sz w:val="16"/>
+                <w:sz w:val="18"/>
               </w:rPr>
-              <w:t>Acessar Relatórios e exportar CSV.</w:t>
+              <w:t>Exportar o relatório autenticado.</w:t>
             </w:r>
           </w:p>
         </w:tc>
@@ -1291,38 +895,36 @@
         <w:tc>
           <w:tcPr>
             <w:tcW w:type="dxa" w:w="4702"/>
-            <w:vAlign w:val="center"/>
           </w:tcPr>
           <w:p>
             <w:pPr>
               <w:spacing w:after="0"/>
             </w:pPr>
-            <w:r/>
             <w:r>
               <w:rPr>
+                <w:rFonts w:ascii="Times New Roman" w:hAnsi="Times New Roman"/>
                 <w:b w:val="0"/>
-                <w:sz w:val="16"/>
+                <w:sz w:val="18"/>
               </w:rPr>
-              <w:t>Mensagem</w:t>
+              <w:t>5</w:t>
             </w:r>
           </w:p>
         </w:tc>
         <w:tc>
           <w:tcPr>
             <w:tcW w:type="dxa" w:w="4702"/>
-            <w:vAlign w:val="center"/>
           </w:tcPr>
           <w:p>
             <w:pPr>
               <w:spacing w:after="0"/>
             </w:pPr>
-            <w:r/>
             <w:r>
               <w:rPr>
+                <w:rFonts w:ascii="Times New Roman" w:hAnsi="Times New Roman"/>
                 <w:b w:val="0"/>
-                <w:sz w:val="16"/>
+                <w:sz w:val="18"/>
               </w:rPr>
-              <w:t>Acessar Comunicação e enviar mensagem.</w:t>
+              <w:t>Demonstrar uma mensagem permitida e explicar que a autorização também existe no backend.</w:t>
             </w:r>
           </w:p>
         </w:tc>
@@ -1331,38 +933,112 @@
         <w:tc>
           <w:tcPr>
             <w:tcW w:type="dxa" w:w="4702"/>
-            <w:vAlign w:val="center"/>
           </w:tcPr>
           <w:p>
             <w:pPr>
               <w:spacing w:after="0"/>
             </w:pPr>
-            <w:r/>
             <w:r>
               <w:rPr>
+                <w:rFonts w:ascii="Times New Roman" w:hAnsi="Times New Roman"/>
                 <w:b w:val="0"/>
-                <w:sz w:val="16"/>
+                <w:sz w:val="18"/>
               </w:rPr>
-              <w:t>Auditoria</w:t>
+              <w:t>6</w:t>
             </w:r>
           </w:p>
         </w:tc>
         <w:tc>
           <w:tcPr>
             <w:tcW w:type="dxa" w:w="4702"/>
-            <w:vAlign w:val="center"/>
           </w:tcPr>
           <w:p>
             <w:pPr>
               <w:spacing w:after="0"/>
             </w:pPr>
-            <w:r/>
             <w:r>
               <w:rPr>
+                <w:rFonts w:ascii="Times New Roman" w:hAnsi="Times New Roman"/>
                 <w:b w:val="0"/>
-                <w:sz w:val="16"/>
+                <w:sz w:val="18"/>
               </w:rPr>
-              <w:t>No perfil Gestão, abrir Auditoria para verificar logs.</w:t>
+              <w:t>Entrar como Gestão e mostrar auditoria.</w:t>
+            </w:r>
+          </w:p>
+        </w:tc>
+      </w:tr>
+      <w:tr>
+        <w:tc>
+          <w:tcPr>
+            <w:tcW w:type="dxa" w:w="4702"/>
+          </w:tcPr>
+          <w:p>
+            <w:pPr>
+              <w:spacing w:after="0"/>
+            </w:pPr>
+            <w:r>
+              <w:rPr>
+                <w:rFonts w:ascii="Times New Roman" w:hAnsi="Times New Roman"/>
+                <w:b w:val="0"/>
+                <w:sz w:val="18"/>
+              </w:rPr>
+              <w:t>7</w:t>
+            </w:r>
+          </w:p>
+        </w:tc>
+        <w:tc>
+          <w:tcPr>
+            <w:tcW w:type="dxa" w:w="4702"/>
+          </w:tcPr>
+          <w:p>
+            <w:pPr>
+              <w:spacing w:after="0"/>
+            </w:pPr>
+            <w:r>
+              <w:rPr>
+                <w:rFonts w:ascii="Times New Roman" w:hAnsi="Times New Roman"/>
+                <w:b w:val="0"/>
+                <w:sz w:val="18"/>
+              </w:rPr>
+              <w:t>Registrar feedback real, exportar validação e explicar que DEMO_SEED não é evidência.</w:t>
+            </w:r>
+          </w:p>
+        </w:tc>
+      </w:tr>
+      <w:tr>
+        <w:tc>
+          <w:tcPr>
+            <w:tcW w:type="dxa" w:w="4702"/>
+          </w:tcPr>
+          <w:p>
+            <w:pPr>
+              <w:spacing w:after="0"/>
+            </w:pPr>
+            <w:r>
+              <w:rPr>
+                <w:rFonts w:ascii="Times New Roman" w:hAnsi="Times New Roman"/>
+                <w:b w:val="0"/>
+                <w:sz w:val="18"/>
+              </w:rPr>
+              <w:t>8</w:t>
+            </w:r>
+          </w:p>
+        </w:tc>
+        <w:tc>
+          <w:tcPr>
+            <w:tcW w:type="dxa" w:w="4702"/>
+          </w:tcPr>
+          <w:p>
+            <w:pPr>
+              <w:spacing w:after="0"/>
+            </w:pPr>
+            <w:r>
+              <w:rPr>
+                <w:rFonts w:ascii="Times New Roman" w:hAnsi="Times New Roman"/>
+                <w:b w:val="0"/>
+                <w:sz w:val="18"/>
+              </w:rPr>
+              <w:t>Restaurar a demonstração ao final, se necessário.</w:t>
             </w:r>
           </w:p>
         </w:tc>
@@ -1373,15 +1049,47 @@
         <w:pStyle w:val="Heading1"/>
       </w:pPr>
       <w:r>
-        <w:t>5. TREINAMENTO</w:t>
+        <w:t>5 SEGURANÇA E PRIVACIDADE NA DEMONSTRAÇÃO</w:t>
       </w:r>
     </w:p>
     <w:p>
       <w:pPr>
-        <w:jc w:val="both"/>
+        <w:pStyle w:val="ListBullet"/>
       </w:pPr>
       <w:r>
-        <w:t>Treinamento sugerido: 10 minutos para apresentação do problema, 15 minutos para demonstração dos perfis, 10 minutos para exercícios guiados e 5 minutos para coleta de feedback. A portaria deve praticar tokens válidos e inválidos; responsáveis devem consultar histórico e notificações; gestão deve gerar relatório e consultar auditoria.</w:t>
+        <w:t>Use somente os dados sintéticos fornecidos.</w:t>
+      </w:r>
+    </w:p>
+    <w:p>
+      <w:pPr>
+        <w:pStyle w:val="ListBullet"/>
+      </w:pPr>
+      <w:r>
+        <w:t>Não demonstre acesso indevido a mensagens/notificações de terceiros como se fosse recurso de gestão.</w:t>
+      </w:r>
+    </w:p>
+    <w:p>
+      <w:pPr>
+        <w:pStyle w:val="ListBullet"/>
+      </w:pPr>
+      <w:r>
+        <w:t>Não apresente o MVP como certificado LGPD/WCAG/OWASP.</w:t>
+      </w:r>
+    </w:p>
+    <w:p>
+      <w:pPr>
+        <w:pStyle w:val="ListBullet"/>
+      </w:pPr>
+      <w:r>
+        <w:t>Explique que biometria, NFC/RFID, catracas, geolocalização e push real estão fora do escopo.</w:t>
+      </w:r>
+    </w:p>
+    <w:p>
+      <w:pPr>
+        <w:pStyle w:val="ListBullet"/>
+      </w:pPr>
+      <w:r>
+        <w:t>A pesquisa de campo só pode ser considerada concluída com evidência primária real.</w:t>
       </w:r>
     </w:p>
     <w:p>
@@ -1389,15 +1097,17 @@
         <w:pStyle w:val="Heading1"/>
       </w:pPr>
       <w:r>
-        <w:t>6. SUPORTE</w:t>
+        <w:t>6 TESTES E SUPORTE</w:t>
       </w:r>
     </w:p>
     <w:p>
       <w:pPr>
+        <w:spacing w:line="360" w:lineRule="auto"/>
+        <w:ind w:firstLine="709"/>
         <w:jc w:val="both"/>
       </w:pPr>
       <w:r>
-        <w:t>Para apresentação, o suporte é realizado pela equipe do projeto. Problemas comuns: porta 3000 ocupada, Node.js ausente, base alterada ou login inválido. Nesses casos, encerrar processos na porta, instalar Node.js, executar npm run reset ou verificar credenciais de demonstração.</w:t>
+        <w:t>Execute npm test antes da apresentação. Na revisão V2 foram aprovados localmente 24/24 testes em Node.js 22. O CI está configurado para Node.js 18, 20 e 22 e deve ser conferido no GitHub. Problemas comuns incluem porta 3000 ocupada, Node.js ausente, base local alterada ou credencial digitada incorretamente.</w:t>
       </w:r>
     </w:p>
     <w:p>
@@ -1405,61 +1115,27 @@
         <w:pStyle w:val="Heading1"/>
       </w:pPr>
       <w:r>
-        <w:t>7. LIMITAÇÕES</w:t>
+        <w:t>7 LIMITAÇÕES</w:t>
       </w:r>
     </w:p>
     <w:p>
       <w:pPr>
+        <w:spacing w:line="360" w:lineRule="auto"/>
+        <w:ind w:firstLine="709"/>
         <w:jc w:val="both"/>
       </w:pPr>
       <w:r>
-        <w:t>O MVP não é produto final de produção. Não deve receber dados reais sem autorização. Usa persistência JSON, sem HTTPS próprio, sem backups, sem integração com sistemas externos e sem serviço real de push/SMS.</w:t>
+        <w:t>O MVP usa JSON local e sessões em memória. Não possui HTTPS próprio, banco transacional, backup corporativo, SSO, observabilidade, SMS/push real ou integração com hardware. Uma implantação real exigiria arquitetura e governança adicionais.</w:t>
       </w:r>
     </w:p>
     <w:sectPr>
-      <w:headerReference w:type="default" r:id="rId9"/>
-      <w:footerReference w:type="default" r:id="rId10"/>
       <w:pgSz w:w="12240" w:h="15840"/>
-      <w:pgMar w:top="1701" w:right="1134" w:bottom="1134" w:left="1701" w:header="709" w:footer="709" w:gutter="0"/>
+      <w:pgMar w:top="1701" w:right="1134" w:bottom="1134" w:left="1701" w:header="720" w:footer="720" w:gutter="0"/>
       <w:cols w:space="720"/>
       <w:docGrid w:linePitch="360"/>
     </w:sectPr>
   </w:body>
 </w:document>
-</file>
-
-<file path=word/footer1.xml><?xml version="1.0" encoding="utf-8"?>
-<w:ftr xmlns:m="http://schemas.openxmlformats.org/officeDocument/2006/math" xmlns:mc="http://schemas.openxmlformats.org/markup-compatibility/2006" xmlns:mo="http://schemas.microsoft.com/office/mac/office/2008/main" xmlns:mv="urn:schemas-microsoft-com:mac:vml" xmlns:o="urn:schemas-microsoft-com:office:office" xmlns:r="http://schemas.openxmlformats.org/officeDocument/2006/relationships" xmlns:v="urn:schemas-microsoft-com:vml" xmlns:w10="urn:schemas-microsoft-com:office:word" xmlns:w14="http://schemas.microsoft.com/office/word/2010/wordml" xmlns:w="http://schemas.openxmlformats.org/wordprocessingml/2006/main" xmlns:wne="http://schemas.microsoft.com/office/word/2006/wordml" xmlns:wp14="http://schemas.microsoft.com/office/word/2010/wordprocessingDrawing" xmlns:wp="http://schemas.openxmlformats.org/drawingml/2006/wordprocessingDrawing" xmlns:wpc="http://schemas.microsoft.com/office/word/2010/wordprocessingCanvas" xmlns:wpg="http://schemas.microsoft.com/office/word/2010/wordprocessingGroup" xmlns:wpi="http://schemas.microsoft.com/office/word/2010/wordprocessingInk" xmlns:wps="http://schemas.microsoft.com/office/word/2010/wordprocessingShape" mc:Ignorable="w14 wp14">
-  <w:p>
-    <w:pPr>
-      <w:pStyle w:val="Footer"/>
-      <w:jc w:val="center"/>
-    </w:pPr>
-    <w:r>
-      <w:rPr>
-        <w:sz w:val="18"/>
-      </w:rPr>
-      <w:t>Prof. Altemar Sales de Oliveira | Gerente: Richardson Conceição Ferreira | V1</w:t>
-    </w:r>
-  </w:p>
-</w:ftr>
-</file>
-
-<file path=word/header1.xml><?xml version="1.0" encoding="utf-8"?>
-<w:hdr xmlns:m="http://schemas.openxmlformats.org/officeDocument/2006/math" xmlns:mc="http://schemas.openxmlformats.org/markup-compatibility/2006" xmlns:mo="http://schemas.microsoft.com/office/mac/office/2008/main" xmlns:mv="urn:schemas-microsoft-com:mac:vml" xmlns:o="urn:schemas-microsoft-com:office:office" xmlns:r="http://schemas.openxmlformats.org/officeDocument/2006/relationships" xmlns:v="urn:schemas-microsoft-com:vml" xmlns:w10="urn:schemas-microsoft-com:office:word" xmlns:w14="http://schemas.microsoft.com/office/word/2010/wordml" xmlns:w="http://schemas.openxmlformats.org/wordprocessingml/2006/main" xmlns:wne="http://schemas.microsoft.com/office/word/2006/wordml" xmlns:wp14="http://schemas.microsoft.com/office/word/2010/wordprocessingDrawing" xmlns:wp="http://schemas.openxmlformats.org/drawingml/2006/wordprocessingDrawing" xmlns:wpc="http://schemas.microsoft.com/office/word/2010/wordprocessingCanvas" xmlns:wpg="http://schemas.microsoft.com/office/word/2010/wordprocessingGroup" xmlns:wpi="http://schemas.microsoft.com/office/word/2010/wordprocessingInk" xmlns:wps="http://schemas.microsoft.com/office/word/2010/wordprocessingShape" mc:Ignorable="w14 wp14">
-  <w:p>
-    <w:pPr>
-      <w:pStyle w:val="Header"/>
-      <w:jc w:val="center"/>
-    </w:pPr>
-    <w:r>
-      <w:rPr>
-        <w:sz w:val="18"/>
-      </w:rPr>
-      <w:t>Safe Student - Práticas Extensionistas Integradoras VI</w:t>
-    </w:r>
-  </w:p>
-</w:hdr>
 </file>
 
 <file path=word/numbering.xml><?xml version="1.0" encoding="utf-8"?>
@@ -1825,11 +1501,8 @@
     <w:name w:val="Normal"/>
     <w:qFormat/>
     <w:rsid w:val="00FC693F"/>
-    <w:pPr>
-      <w:spacing w:line="360" w:lineRule="auto" w:after="120"/>
-    </w:pPr>
     <w:rPr>
-      <w:rFonts w:ascii="Times New Roman" w:hAnsi="Times New Roman" w:eastAsia="Times New Roman"/>
+      <w:rFonts w:ascii="Times New Roman" w:hAnsi="Times New Roman"/>
       <w:sz w:val="24"/>
     </w:rPr>
   </w:style>
@@ -1892,11 +1565,11 @@
       <w:outlineLvl w:val="0"/>
     </w:pPr>
     <w:rPr>
-      <w:rFonts w:asciiTheme="majorHAnsi" w:eastAsiaTheme="majorEastAsia" w:hAnsiTheme="majorHAnsi" w:cstheme="majorBidi" w:ascii="Times New Roman" w:hAnsi="Times New Roman" w:eastAsia="Times New Roman"/>
+      <w:rFonts w:asciiTheme="majorHAnsi" w:eastAsiaTheme="majorEastAsia" w:hAnsiTheme="majorHAnsi" w:cstheme="majorBidi" w:ascii="Times New Roman" w:hAnsi="Times New Roman"/>
       <w:b/>
       <w:bCs/>
-      <w:color w:val="1F4E79"/>
-      <w:sz w:val="32"/>
+      <w:color w:val="365F91" w:themeColor="accent1" w:themeShade="BF"/>
+      <w:sz w:val="28"/>
       <w:szCs w:val="28"/>
     </w:rPr>
   </w:style>
@@ -1916,11 +1589,11 @@
       <w:outlineLvl w:val="1"/>
     </w:pPr>
     <w:rPr>
-      <w:rFonts w:asciiTheme="majorHAnsi" w:eastAsiaTheme="majorEastAsia" w:hAnsiTheme="majorHAnsi" w:cstheme="majorBidi" w:ascii="Times New Roman" w:hAnsi="Times New Roman" w:eastAsia="Times New Roman"/>
+      <w:rFonts w:asciiTheme="majorHAnsi" w:eastAsiaTheme="majorEastAsia" w:hAnsiTheme="majorHAnsi" w:cstheme="majorBidi" w:ascii="Times New Roman" w:hAnsi="Times New Roman"/>
       <w:b/>
       <w:bCs/>
-      <w:color w:val="1F4E79"/>
-      <w:sz w:val="28"/>
+      <w:color w:val="4F81BD" w:themeColor="accent1"/>
+      <w:sz w:val="24"/>
       <w:szCs w:val="26"/>
     </w:rPr>
   </w:style>
@@ -1940,11 +1613,10 @@
       <w:outlineLvl w:val="2"/>
     </w:pPr>
     <w:rPr>
-      <w:rFonts w:asciiTheme="majorHAnsi" w:eastAsiaTheme="majorEastAsia" w:hAnsiTheme="majorHAnsi" w:cstheme="majorBidi" w:ascii="Times New Roman" w:hAnsi="Times New Roman" w:eastAsia="Times New Roman"/>
+      <w:rFonts w:asciiTheme="majorHAnsi" w:eastAsiaTheme="majorEastAsia" w:hAnsiTheme="majorHAnsi" w:cstheme="majorBidi"/>
       <w:b/>
       <w:bCs/>
-      <w:color w:val="1F4E79"/>
-      <w:sz w:val="24"/>
+      <w:color w:val="4F81BD" w:themeColor="accent1"/>
     </w:rPr>
   </w:style>
   <w:style w:type="paragraph" w:styleId="Heading4">
